--- a/lesson-30.docx
+++ b/lesson-30.docx
@@ -5,52 +5,16 @@
     <w:p>
       <w:pPr>
         <w:pStyle w:val="Heading2"/>
-      </w:pPr>
-      <w:proofErr w:type="spellStart"/>
-      <w:r>
-        <w:t>Теория</w:t>
-      </w:r>
-      <w:proofErr w:type="spellEnd"/>
-      <w:r>
-        <w:t xml:space="preserve"> </w:t>
-      </w:r>
-      <w:proofErr w:type="spellStart"/>
-      <w:r>
-        <w:t>познания</w:t>
-      </w:r>
-      <w:proofErr w:type="spellEnd"/>
-      <w:r>
-        <w:t xml:space="preserve">. </w:t>
-      </w:r>
-      <w:proofErr w:type="spellStart"/>
-      <w:r>
-        <w:t>Новое</w:t>
-      </w:r>
-      <w:proofErr w:type="spellEnd"/>
-      <w:r>
-        <w:t xml:space="preserve"> </w:t>
-      </w:r>
-      <w:proofErr w:type="spellStart"/>
-      <w:r>
-        <w:t>время</w:t>
-      </w:r>
-      <w:proofErr w:type="spellEnd"/>
-      <w:r>
-        <w:t xml:space="preserve">. </w:t>
-      </w:r>
-      <w:proofErr w:type="spellStart"/>
-      <w:r>
-        <w:t>Локк</w:t>
-      </w:r>
-      <w:proofErr w:type="spellEnd"/>
-      <w:r>
-        <w:t xml:space="preserve"> и </w:t>
-      </w:r>
-      <w:proofErr w:type="spellStart"/>
-      <w:r>
-        <w:t>Беркли</w:t>
-      </w:r>
-      <w:proofErr w:type="spellEnd"/>
+        <w:rPr>
+          <w:lang w:val="ru-RU"/>
+        </w:rPr>
+      </w:pPr>
+      <w:r>
+        <w:rPr>
+          <w:lang w:val="ru-RU"/>
+        </w:rPr>
+        <w:t>Теория познания. Новое время. Локк и Беркли</w:t>
+      </w:r>
     </w:p>
     <w:p>
       <w:pPr>
@@ -217,43 +181,12 @@
           <w:lang w:val="ru-RU"/>
         </w:rPr>
       </w:pPr>
-      <w:proofErr w:type="spellStart"/>
-      <w:r>
-        <w:t>Первый</w:t>
-      </w:r>
-      <w:proofErr w:type="spellEnd"/>
-      <w:r>
-        <w:t xml:space="preserve"> </w:t>
-      </w:r>
-      <w:proofErr w:type="spellStart"/>
-      <w:r>
-        <w:t>акт</w:t>
-      </w:r>
-      <w:proofErr w:type="spellEnd"/>
-      <w:r>
-        <w:t xml:space="preserve"> </w:t>
-      </w:r>
-      <w:proofErr w:type="spellStart"/>
-      <w:r>
-        <w:t>эмпиризма</w:t>
-      </w:r>
-      <w:proofErr w:type="spellEnd"/>
-      <w:r>
-        <w:t xml:space="preserve">. </w:t>
-      </w:r>
-      <w:proofErr w:type="spellStart"/>
-      <w:r>
-        <w:t>Джон</w:t>
-      </w:r>
-      <w:proofErr w:type="spellEnd"/>
-      <w:r>
-        <w:t xml:space="preserve"> </w:t>
-      </w:r>
-      <w:proofErr w:type="spellStart"/>
-      <w:r>
-        <w:t>Локк</w:t>
-      </w:r>
-      <w:proofErr w:type="spellEnd"/>
+      <w:r>
+        <w:rPr>
+          <w:lang w:val="ru-RU"/>
+        </w:rPr>
+        <w:t>Первый акт эмпиризма. Джон Локк</w:t>
+      </w:r>
     </w:p>
     <w:p>
       <w:pPr>
@@ -409,68 +342,50 @@
     </w:p>
     <w:p>
       <w:pPr>
-        <w:rPr>
-          <w:rFonts w:ascii="Times New Roman" w:hAnsi="Times New Roman" w:cs="Times New Roman"/>
-          <w:sz w:val="24"/>
-          <w:szCs w:val="24"/>
-          <w:lang w:val="ru-RU"/>
-        </w:rPr>
-      </w:pPr>
-      <w:proofErr w:type="gramStart"/>
-      <w:r>
-        <w:rPr>
-          <w:rFonts w:ascii="Times New Roman" w:hAnsi="Times New Roman" w:cs="Times New Roman"/>
-          <w:sz w:val="24"/>
-          <w:szCs w:val="24"/>
-          <w:lang w:val="ru-RU"/>
-        </w:rPr>
-        <w:t>![</w:t>
-      </w:r>
-      <w:proofErr w:type="gramEnd"/>
-      <w:r>
-        <w:rPr>
-          <w:rFonts w:ascii="Times New Roman" w:hAnsi="Times New Roman" w:cs="Times New Roman"/>
-          <w:sz w:val="24"/>
-          <w:szCs w:val="24"/>
-          <w:lang w:val="ru-RU"/>
-        </w:rPr>
-        <w:t>[</w:t>
-      </w:r>
-      <w:r>
-        <w:rPr>
-          <w:rFonts w:ascii="Times New Roman" w:hAnsi="Times New Roman" w:cs="Times New Roman"/>
-          <w:sz w:val="24"/>
-          <w:szCs w:val="24"/>
-        </w:rPr>
-        <w:t>IMG</w:t>
-      </w:r>
-      <w:r>
-        <w:rPr>
-          <w:rFonts w:ascii="Times New Roman" w:hAnsi="Times New Roman" w:cs="Times New Roman"/>
-          <w:sz w:val="24"/>
-          <w:szCs w:val="24"/>
-          <w:lang w:val="ru-RU"/>
-        </w:rPr>
-        <w:t>_4018.</w:t>
-      </w:r>
-      <w:proofErr w:type="spellStart"/>
-      <w:r>
-        <w:rPr>
-          <w:rFonts w:ascii="Times New Roman" w:hAnsi="Times New Roman" w:cs="Times New Roman"/>
-          <w:sz w:val="24"/>
-          <w:szCs w:val="24"/>
-        </w:rPr>
-        <w:t>heic</w:t>
-      </w:r>
-      <w:proofErr w:type="spellEnd"/>
-      <w:r>
-        <w:rPr>
-          <w:rFonts w:ascii="Times New Roman" w:hAnsi="Times New Roman" w:cs="Times New Roman"/>
-          <w:sz w:val="24"/>
-          <w:szCs w:val="24"/>
-          <w:lang w:val="ru-RU"/>
-        </w:rPr>
-        <w:t>]]</w:t>
+        <w:autoSpaceDE w:val="0"/>
+        <w:autoSpaceDN w:val="0"/>
+        <w:adjustRightInd w:val="0"/>
+        <w:spacing w:after="0"/>
+        <w:rPr>
+          <w:rFonts w:ascii="Helvetica Neue" w:hAnsi="Helvetica Neue" w:cs="Helvetica Neue"/>
+          <w:sz w:val="26"/>
+          <w:szCs w:val="26"/>
+          <w:lang w:val="en-GB"/>
+        </w:rPr>
+      </w:pPr>
+      <w:r>
+        <w:rPr>
+          <w:rFonts w:ascii="Helvetica Neue" w:hAnsi="Helvetica Neue" w:cs="Helvetica Neue"/>
+          <w:noProof/>
+          <w:sz w:val="26"/>
+          <w:szCs w:val="26"/>
+          <w:lang w:val="en-GB"/>
+        </w:rPr>
+        <w:lastRenderedPageBreak/>
+        <w:pict>
+          <v:shapetype id="_x0000_t75" coordsize="21600,21600" o:spt="75" o:preferrelative="t" path="m@4@5l@4@11@9@11@9@5xe" filled="f" stroked="f">
+            <v:stroke joinstyle="miter"/>
+            <v:formulas>
+              <v:f eqn="if lineDrawn pixelLineWidth 0"/>
+              <v:f eqn="sum @0 1 0"/>
+              <v:f eqn="sum 0 0 @1"/>
+              <v:f eqn="prod @2 1 2"/>
+              <v:f eqn="prod @3 21600 pixelWidth"/>
+              <v:f eqn="prod @3 21600 pixelHeight"/>
+              <v:f eqn="sum @0 0 1"/>
+              <v:f eqn="prod @6 1 2"/>
+              <v:f eqn="prod @7 21600 pixelWidth"/>
+              <v:f eqn="sum @8 21600 0"/>
+              <v:f eqn="prod @7 21600 pixelHeight"/>
+              <v:f eqn="sum @10 21600 0"/>
+            </v:formulas>
+            <v:path o:extrusionok="f" gradientshapeok="t" o:connecttype="rect"/>
+            <o:lock v:ext="edit" aspectratio="t"/>
+          </v:shapetype>
+          <v:shape id="_x0000_i1025" type="#_x0000_t75" alt="" style="width:468.75pt;height:212.15pt;mso-width-percent:0;mso-height-percent:0;mso-width-percent:0;mso-height-percent:0">
+            <v:imagedata r:id="rId5" o:title=""/>
+          </v:shape>
+        </w:pict>
       </w:r>
     </w:p>
     <w:p>
@@ -482,15 +397,6 @@
           <w:lang w:val="ru-RU"/>
         </w:rPr>
       </w:pPr>
-      <w:r>
-        <w:rPr>
-          <w:rFonts w:ascii="Times New Roman" w:hAnsi="Times New Roman" w:cs="Times New Roman"/>
-          <w:sz w:val="24"/>
-          <w:szCs w:val="24"/>
-          <w:lang w:val="ru-RU"/>
-        </w:rPr>
-        <w:t>Поле познания — все, что ниже красной черты.</w:t>
-      </w:r>
     </w:p>
     <w:p>
       <w:pPr>
@@ -508,26 +414,7 @@
           <w:szCs w:val="24"/>
           <w:lang w:val="ru-RU"/>
         </w:rPr>
-        <w:t xml:space="preserve">Доступны человеку не сами качества, а их </w:t>
-      </w:r>
-      <w:r>
-        <w:rPr>
-          <w:rFonts w:ascii="Times New Roman" w:hAnsi="Times New Roman" w:cs="Times New Roman"/>
-          <w:b/>
-          <w:sz w:val="24"/>
-          <w:szCs w:val="24"/>
-          <w:lang w:val="ru-RU"/>
-        </w:rPr>
-        <w:t>идеи</w:t>
-      </w:r>
-      <w:r>
-        <w:rPr>
-          <w:rFonts w:ascii="Times New Roman" w:hAnsi="Times New Roman" w:cs="Times New Roman"/>
-          <w:sz w:val="24"/>
-          <w:szCs w:val="24"/>
-          <w:lang w:val="ru-RU"/>
-        </w:rPr>
-        <w:t>.</w:t>
+        <w:t>Поле познания — все, что ниже красной черты.</w:t>
       </w:r>
     </w:p>
     <w:p>
@@ -542,12 +429,30 @@
       <w:r>
         <w:rPr>
           <w:rFonts w:ascii="Times New Roman" w:hAnsi="Times New Roman" w:cs="Times New Roman"/>
+          <w:sz w:val="24"/>
+          <w:szCs w:val="24"/>
+          <w:lang w:val="ru-RU"/>
+        </w:rPr>
+        <w:t xml:space="preserve">Доступны человеку не сами качества, а их </w:t>
+      </w:r>
+      <w:r>
+        <w:rPr>
+          <w:rFonts w:ascii="Times New Roman" w:hAnsi="Times New Roman" w:cs="Times New Roman"/>
           <w:b/>
           <w:sz w:val="24"/>
           <w:szCs w:val="24"/>
           <w:lang w:val="ru-RU"/>
         </w:rPr>
-        <w:t>Субстанция -&gt; качества -&gt; идеи</w:t>
+        <w:t>идеи</w:t>
+      </w:r>
+      <w:r>
+        <w:rPr>
+          <w:rFonts w:ascii="Times New Roman" w:hAnsi="Times New Roman" w:cs="Times New Roman"/>
+          <w:sz w:val="24"/>
+          <w:szCs w:val="24"/>
+          <w:lang w:val="ru-RU"/>
+        </w:rPr>
+        <w:t>.</w:t>
       </w:r>
     </w:p>
     <w:p>
@@ -562,86 +467,12 @@
       <w:r>
         <w:rPr>
           <w:rFonts w:ascii="Times New Roman" w:hAnsi="Times New Roman" w:cs="Times New Roman"/>
-          <w:sz w:val="24"/>
-          <w:szCs w:val="24"/>
-          <w:lang w:val="ru-RU"/>
-        </w:rPr>
-        <w:lastRenderedPageBreak/>
-        <w:t xml:space="preserve">Среди всех качеств есть те, которые указывают на субстанцию, и те, которые на нее не указывают; Локк называется их </w:t>
-      </w:r>
-      <w:r>
-        <w:rPr>
-          <w:rFonts w:ascii="Times New Roman" w:hAnsi="Times New Roman" w:cs="Times New Roman"/>
           <w:b/>
           <w:sz w:val="24"/>
           <w:szCs w:val="24"/>
           <w:lang w:val="ru-RU"/>
         </w:rPr>
-        <w:t>первичными</w:t>
-      </w:r>
-      <w:r>
-        <w:rPr>
-          <w:rFonts w:ascii="Times New Roman" w:hAnsi="Times New Roman" w:cs="Times New Roman"/>
-          <w:sz w:val="24"/>
-          <w:szCs w:val="24"/>
-          <w:lang w:val="ru-RU"/>
-        </w:rPr>
-        <w:t xml:space="preserve"> (</w:t>
-      </w:r>
-      <w:r>
-        <w:rPr>
-          <w:rFonts w:ascii="Times New Roman" w:hAnsi="Times New Roman" w:cs="Times New Roman"/>
-          <w:i/>
-          <w:sz w:val="24"/>
-          <w:szCs w:val="24"/>
-        </w:rPr>
-        <w:t>primary</w:t>
-      </w:r>
-      <w:r>
-        <w:rPr>
-          <w:rFonts w:ascii="Times New Roman" w:hAnsi="Times New Roman" w:cs="Times New Roman"/>
-          <w:sz w:val="24"/>
-          <w:szCs w:val="24"/>
-          <w:lang w:val="ru-RU"/>
-        </w:rPr>
-        <w:t xml:space="preserve">) качествами, а все остальные — </w:t>
-      </w:r>
-      <w:r>
-        <w:rPr>
-          <w:rFonts w:ascii="Times New Roman" w:hAnsi="Times New Roman" w:cs="Times New Roman"/>
-          <w:b/>
-          <w:sz w:val="24"/>
-          <w:szCs w:val="24"/>
-          <w:lang w:val="ru-RU"/>
-        </w:rPr>
-        <w:t>вторичными</w:t>
-      </w:r>
-      <w:r>
-        <w:rPr>
-          <w:rFonts w:ascii="Times New Roman" w:hAnsi="Times New Roman" w:cs="Times New Roman"/>
-          <w:sz w:val="24"/>
-          <w:szCs w:val="24"/>
-          <w:lang w:val="ru-RU"/>
-        </w:rPr>
-        <w:t xml:space="preserve"> (</w:t>
-      </w:r>
-      <w:r>
-        <w:rPr>
-          <w:rFonts w:ascii="Times New Roman" w:hAnsi="Times New Roman" w:cs="Times New Roman"/>
-          <w:i/>
-          <w:sz w:val="24"/>
-          <w:szCs w:val="24"/>
-        </w:rPr>
-        <w:t>secondary</w:t>
-      </w:r>
-      <w:r>
-        <w:rPr>
-          <w:rFonts w:ascii="Times New Roman" w:hAnsi="Times New Roman" w:cs="Times New Roman"/>
-          <w:sz w:val="24"/>
-          <w:szCs w:val="24"/>
-          <w:lang w:val="ru-RU"/>
-        </w:rPr>
-        <w:t>).</w:t>
+        <w:t>Субстанция -&gt; качества -&gt; идеи</w:t>
       </w:r>
     </w:p>
     <w:p>
@@ -660,7 +491,7 @@
           <w:szCs w:val="24"/>
           <w:lang w:val="ru-RU"/>
         </w:rPr>
-        <w:t xml:space="preserve">Первичные качества: </w:t>
+        <w:t xml:space="preserve">Среди всех качеств есть те, которые указывают на субстанцию, и те, которые на нее не указывают; Локк называется их </w:t>
       </w:r>
       <w:r>
         <w:rPr>
@@ -670,7 +501,7 @@
           <w:szCs w:val="24"/>
           <w:lang w:val="ru-RU"/>
         </w:rPr>
-        <w:t>форма</w:t>
+        <w:t>первичными</w:t>
       </w:r>
       <w:r>
         <w:rPr>
@@ -688,16 +519,16 @@
           <w:sz w:val="24"/>
           <w:szCs w:val="24"/>
         </w:rPr>
-        <w:t>figure</w:t>
-      </w:r>
-      <w:r>
-        <w:rPr>
-          <w:rFonts w:ascii="Times New Roman" w:hAnsi="Times New Roman" w:cs="Times New Roman"/>
-          <w:sz w:val="24"/>
-          <w:szCs w:val="24"/>
-          <w:lang w:val="ru-RU"/>
-        </w:rPr>
-        <w:t xml:space="preserve">), </w:t>
+        <w:t>primary</w:t>
+      </w:r>
+      <w:r>
+        <w:rPr>
+          <w:rFonts w:ascii="Times New Roman" w:hAnsi="Times New Roman" w:cs="Times New Roman"/>
+          <w:sz w:val="24"/>
+          <w:szCs w:val="24"/>
+          <w:lang w:val="ru-RU"/>
+        </w:rPr>
+        <w:t xml:space="preserve">) качествами, а все остальные — </w:t>
       </w:r>
       <w:r>
         <w:rPr>
@@ -707,7 +538,7 @@
           <w:szCs w:val="24"/>
           <w:lang w:val="ru-RU"/>
         </w:rPr>
-        <w:t>протяженность</w:t>
+        <w:t>вторичными</w:t>
       </w:r>
       <w:r>
         <w:rPr>
@@ -725,164 +556,221 @@
           <w:sz w:val="24"/>
           <w:szCs w:val="24"/>
         </w:rPr>
-        <w:t>extension</w:t>
-      </w:r>
-      <w:r>
-        <w:rPr>
-          <w:rFonts w:ascii="Times New Roman" w:hAnsi="Times New Roman" w:cs="Times New Roman"/>
-          <w:sz w:val="24"/>
-          <w:szCs w:val="24"/>
-          <w:lang w:val="ru-RU"/>
-        </w:rPr>
-        <w:t xml:space="preserve">), </w:t>
-      </w:r>
-      <w:r>
-        <w:rPr>
-          <w:rFonts w:ascii="Times New Roman" w:hAnsi="Times New Roman" w:cs="Times New Roman"/>
-          <w:b/>
-          <w:sz w:val="24"/>
-          <w:szCs w:val="24"/>
-          <w:lang w:val="ru-RU"/>
-        </w:rPr>
-        <w:t>число</w:t>
-      </w:r>
-      <w:r>
-        <w:rPr>
-          <w:rFonts w:ascii="Times New Roman" w:hAnsi="Times New Roman" w:cs="Times New Roman"/>
-          <w:sz w:val="24"/>
-          <w:szCs w:val="24"/>
-          <w:lang w:val="ru-RU"/>
-        </w:rPr>
-        <w:t xml:space="preserve"> (</w:t>
-      </w:r>
-      <w:r>
-        <w:rPr>
-          <w:rFonts w:ascii="Times New Roman" w:hAnsi="Times New Roman" w:cs="Times New Roman"/>
-          <w:i/>
-          <w:sz w:val="24"/>
-          <w:szCs w:val="24"/>
-        </w:rPr>
-        <w:t>number</w:t>
-      </w:r>
-      <w:r>
-        <w:rPr>
-          <w:rFonts w:ascii="Times New Roman" w:hAnsi="Times New Roman" w:cs="Times New Roman"/>
-          <w:sz w:val="24"/>
-          <w:szCs w:val="24"/>
-          <w:lang w:val="ru-RU"/>
-        </w:rPr>
-        <w:t xml:space="preserve">), </w:t>
-      </w:r>
-      <w:r>
-        <w:rPr>
-          <w:rFonts w:ascii="Times New Roman" w:hAnsi="Times New Roman" w:cs="Times New Roman"/>
-          <w:b/>
-          <w:sz w:val="24"/>
-          <w:szCs w:val="24"/>
-          <w:lang w:val="ru-RU"/>
-        </w:rPr>
-        <w:t>движение или покой</w:t>
-      </w:r>
-      <w:r>
-        <w:rPr>
-          <w:rFonts w:ascii="Times New Roman" w:hAnsi="Times New Roman" w:cs="Times New Roman"/>
-          <w:sz w:val="24"/>
-          <w:szCs w:val="24"/>
-          <w:lang w:val="ru-RU"/>
-        </w:rPr>
-        <w:t xml:space="preserve"> (</w:t>
-      </w:r>
-      <w:r>
-        <w:rPr>
-          <w:rFonts w:ascii="Times New Roman" w:hAnsi="Times New Roman" w:cs="Times New Roman"/>
-          <w:i/>
-          <w:sz w:val="24"/>
-          <w:szCs w:val="24"/>
-        </w:rPr>
-        <w:t>motion</w:t>
-      </w:r>
-      <w:r>
-        <w:rPr>
-          <w:rFonts w:ascii="Times New Roman" w:hAnsi="Times New Roman" w:cs="Times New Roman"/>
-          <w:sz w:val="24"/>
-          <w:szCs w:val="24"/>
-          <w:lang w:val="ru-RU"/>
-        </w:rPr>
-        <w:t>). Они отличаются от вторичных качеств тем, что они при любых манипуляциях будут сохраняться. Вообще Локк этим пытался обосновать экспериментальное научное познание: даже его первичные качества физико-</w:t>
-      </w:r>
-      <w:proofErr w:type="spellStart"/>
-      <w:r>
-        <w:rPr>
-          <w:rFonts w:ascii="Times New Roman" w:hAnsi="Times New Roman" w:cs="Times New Roman"/>
-          <w:sz w:val="24"/>
-          <w:szCs w:val="24"/>
-          <w:lang w:val="ru-RU"/>
-        </w:rPr>
-        <w:t>математичны</w:t>
-      </w:r>
-      <w:proofErr w:type="spellEnd"/>
-      <w:r>
-        <w:rPr>
-          <w:rFonts w:ascii="Times New Roman" w:hAnsi="Times New Roman" w:cs="Times New Roman"/>
-          <w:sz w:val="24"/>
-          <w:szCs w:val="24"/>
-          <w:lang w:val="ru-RU"/>
-        </w:rPr>
-        <w:t>. Итого, вещь-в-себе познать невозможно, но зато можно познать качества вещи. Основное различие первичных от вторичных качеств в том, что вторичные качества неустойчивы: при изменении условий они изменяются или исчезают; на их основании не получится выстроить предсказательную модель; они не существуют без восприятия. Первичные качества существуют помимо восприятия. Важно, что критерий определения того, какое качество является первичным, а какое вторичным, является регулятивным (гибким) — если откажется, что какое-то первичное качество неустойчиво, то его можно отнести ко вторичным; также не исключается, что можно найти новое первичное качество.</w:t>
+        <w:t>secondary</w:t>
+      </w:r>
+      <w:r>
+        <w:rPr>
+          <w:rFonts w:ascii="Times New Roman" w:hAnsi="Times New Roman" w:cs="Times New Roman"/>
+          <w:sz w:val="24"/>
+          <w:szCs w:val="24"/>
+          <w:lang w:val="ru-RU"/>
+        </w:rPr>
+        <w:t>).</w:t>
       </w:r>
     </w:p>
     <w:p>
       <w:pPr>
-        <w:pStyle w:val="Heading3"/>
-      </w:pPr>
+        <w:rPr>
+          <w:rFonts w:ascii="Times New Roman" w:hAnsi="Times New Roman" w:cs="Times New Roman"/>
+          <w:sz w:val="24"/>
+          <w:szCs w:val="24"/>
+          <w:lang w:val="ru-RU"/>
+        </w:rPr>
+      </w:pPr>
+      <w:r>
+        <w:rPr>
+          <w:rFonts w:ascii="Times New Roman" w:hAnsi="Times New Roman" w:cs="Times New Roman"/>
+          <w:sz w:val="24"/>
+          <w:szCs w:val="24"/>
+          <w:lang w:val="ru-RU"/>
+        </w:rPr>
+        <w:t xml:space="preserve">Первичные качества: </w:t>
+      </w:r>
+      <w:r>
+        <w:rPr>
+          <w:rFonts w:ascii="Times New Roman" w:hAnsi="Times New Roman" w:cs="Times New Roman"/>
+          <w:b/>
+          <w:sz w:val="24"/>
+          <w:szCs w:val="24"/>
+          <w:lang w:val="ru-RU"/>
+        </w:rPr>
+        <w:t>форма</w:t>
+      </w:r>
+      <w:r>
+        <w:rPr>
+          <w:rFonts w:ascii="Times New Roman" w:hAnsi="Times New Roman" w:cs="Times New Roman"/>
+          <w:sz w:val="24"/>
+          <w:szCs w:val="24"/>
+          <w:lang w:val="ru-RU"/>
+        </w:rPr>
+        <w:t xml:space="preserve"> (</w:t>
+      </w:r>
+      <w:r>
+        <w:rPr>
+          <w:rFonts w:ascii="Times New Roman" w:hAnsi="Times New Roman" w:cs="Times New Roman"/>
+          <w:i/>
+          <w:sz w:val="24"/>
+          <w:szCs w:val="24"/>
+        </w:rPr>
+        <w:t>figure</w:t>
+      </w:r>
+      <w:r>
+        <w:rPr>
+          <w:rFonts w:ascii="Times New Roman" w:hAnsi="Times New Roman" w:cs="Times New Roman"/>
+          <w:sz w:val="24"/>
+          <w:szCs w:val="24"/>
+          <w:lang w:val="ru-RU"/>
+        </w:rPr>
+        <w:t xml:space="preserve">), </w:t>
+      </w:r>
+      <w:r>
+        <w:rPr>
+          <w:rFonts w:ascii="Times New Roman" w:hAnsi="Times New Roman" w:cs="Times New Roman"/>
+          <w:b/>
+          <w:sz w:val="24"/>
+          <w:szCs w:val="24"/>
+          <w:lang w:val="ru-RU"/>
+        </w:rPr>
+        <w:t>протяженность</w:t>
+      </w:r>
+      <w:r>
+        <w:rPr>
+          <w:rFonts w:ascii="Times New Roman" w:hAnsi="Times New Roman" w:cs="Times New Roman"/>
+          <w:sz w:val="24"/>
+          <w:szCs w:val="24"/>
+          <w:lang w:val="ru-RU"/>
+        </w:rPr>
+        <w:t xml:space="preserve"> (</w:t>
+      </w:r>
+      <w:r>
+        <w:rPr>
+          <w:rFonts w:ascii="Times New Roman" w:hAnsi="Times New Roman" w:cs="Times New Roman"/>
+          <w:i/>
+          <w:sz w:val="24"/>
+          <w:szCs w:val="24"/>
+        </w:rPr>
+        <w:t>extension</w:t>
+      </w:r>
+      <w:r>
+        <w:rPr>
+          <w:rFonts w:ascii="Times New Roman" w:hAnsi="Times New Roman" w:cs="Times New Roman"/>
+          <w:sz w:val="24"/>
+          <w:szCs w:val="24"/>
+          <w:lang w:val="ru-RU"/>
+        </w:rPr>
+        <w:t xml:space="preserve">), </w:t>
+      </w:r>
+      <w:r>
+        <w:rPr>
+          <w:rFonts w:ascii="Times New Roman" w:hAnsi="Times New Roman" w:cs="Times New Roman"/>
+          <w:b/>
+          <w:sz w:val="24"/>
+          <w:szCs w:val="24"/>
+          <w:lang w:val="ru-RU"/>
+        </w:rPr>
+        <w:t>число</w:t>
+      </w:r>
+      <w:r>
+        <w:rPr>
+          <w:rFonts w:ascii="Times New Roman" w:hAnsi="Times New Roman" w:cs="Times New Roman"/>
+          <w:sz w:val="24"/>
+          <w:szCs w:val="24"/>
+          <w:lang w:val="ru-RU"/>
+        </w:rPr>
+        <w:t xml:space="preserve"> (</w:t>
+      </w:r>
+      <w:r>
+        <w:rPr>
+          <w:rFonts w:ascii="Times New Roman" w:hAnsi="Times New Roman" w:cs="Times New Roman"/>
+          <w:i/>
+          <w:sz w:val="24"/>
+          <w:szCs w:val="24"/>
+        </w:rPr>
+        <w:t>number</w:t>
+      </w:r>
+      <w:r>
+        <w:rPr>
+          <w:rFonts w:ascii="Times New Roman" w:hAnsi="Times New Roman" w:cs="Times New Roman"/>
+          <w:sz w:val="24"/>
+          <w:szCs w:val="24"/>
+          <w:lang w:val="ru-RU"/>
+        </w:rPr>
+        <w:t xml:space="preserve">), </w:t>
+      </w:r>
+      <w:r>
+        <w:rPr>
+          <w:rFonts w:ascii="Times New Roman" w:hAnsi="Times New Roman" w:cs="Times New Roman"/>
+          <w:b/>
+          <w:sz w:val="24"/>
+          <w:szCs w:val="24"/>
+          <w:lang w:val="ru-RU"/>
+        </w:rPr>
+        <w:t>движение или покой</w:t>
+      </w:r>
+      <w:r>
+        <w:rPr>
+          <w:rFonts w:ascii="Times New Roman" w:hAnsi="Times New Roman" w:cs="Times New Roman"/>
+          <w:sz w:val="24"/>
+          <w:szCs w:val="24"/>
+          <w:lang w:val="ru-RU"/>
+        </w:rPr>
+        <w:t xml:space="preserve"> (</w:t>
+      </w:r>
+      <w:r>
+        <w:rPr>
+          <w:rFonts w:ascii="Times New Roman" w:hAnsi="Times New Roman" w:cs="Times New Roman"/>
+          <w:i/>
+          <w:sz w:val="24"/>
+          <w:szCs w:val="24"/>
+        </w:rPr>
+        <w:t>motion</w:t>
+      </w:r>
+      <w:r>
+        <w:rPr>
+          <w:rFonts w:ascii="Times New Roman" w:hAnsi="Times New Roman" w:cs="Times New Roman"/>
+          <w:sz w:val="24"/>
+          <w:szCs w:val="24"/>
+          <w:lang w:val="ru-RU"/>
+        </w:rPr>
+        <w:t>). Они отличаются от вторичных качеств тем, что они при любых манипуляциях будут сохраняться. Вообще Локк этим пытался обосновать экспериментальное научное познание: даже его первичные качества физико-</w:t>
+      </w:r>
       <w:proofErr w:type="spellStart"/>
       <w:r>
-        <w:t>Второй</w:t>
+        <w:rPr>
+          <w:rFonts w:ascii="Times New Roman" w:hAnsi="Times New Roman" w:cs="Times New Roman"/>
+          <w:sz w:val="24"/>
+          <w:szCs w:val="24"/>
+          <w:lang w:val="ru-RU"/>
+        </w:rPr>
+        <w:t>математичны</w:t>
       </w:r>
       <w:proofErr w:type="spellEnd"/>
       <w:r>
-        <w:t xml:space="preserve"> </w:t>
-      </w:r>
-      <w:proofErr w:type="spellStart"/>
-      <w:r>
-        <w:t>акт</w:t>
-      </w:r>
-      <w:proofErr w:type="spellEnd"/>
-      <w:r>
-        <w:t xml:space="preserve"> </w:t>
-      </w:r>
-      <w:proofErr w:type="spellStart"/>
-      <w:r>
-        <w:t>британского</w:t>
-      </w:r>
-      <w:proofErr w:type="spellEnd"/>
-      <w:r>
-        <w:t xml:space="preserve"> </w:t>
-      </w:r>
-      <w:proofErr w:type="spellStart"/>
-      <w:r>
-        <w:t>эмпиризма</w:t>
-      </w:r>
-      <w:proofErr w:type="spellEnd"/>
-      <w:r>
-        <w:t xml:space="preserve">. </w:t>
-      </w:r>
-      <w:proofErr w:type="spellStart"/>
-      <w:r>
-        <w:t>Джордж</w:t>
-      </w:r>
-      <w:proofErr w:type="spellEnd"/>
-      <w:r>
-        <w:t xml:space="preserve"> </w:t>
-      </w:r>
-      <w:proofErr w:type="spellStart"/>
-      <w:r>
-        <w:t>Беркли</w:t>
-      </w:r>
-      <w:proofErr w:type="spellEnd"/>
+        <w:rPr>
+          <w:rFonts w:ascii="Times New Roman" w:hAnsi="Times New Roman" w:cs="Times New Roman"/>
+          <w:sz w:val="24"/>
+          <w:szCs w:val="24"/>
+          <w:lang w:val="ru-RU"/>
+        </w:rPr>
+        <w:t>. Итого, вещь-в-себе познать невозможно, но зато можно познать качества вещи. Основное различие первичных от вторичных качеств в том, что вторичные качества неустойчивы: при изменении условий они изменяются или исчезают; на их основании не получится выстроить предсказательную модель; они не существуют без восприятия. Первичные качества существуют помимо восприятия. Важно, что критерий определения того, какое качество является первичным, а какое вторичным, является регулятивным (гибким) — если откажется, что какое-то первичное качество неустойчиво, то его можно отнести ко вторичным; также не исключается, что можно найти новое первичное качество.</w:t>
+      </w:r>
     </w:p>
     <w:p>
       <w:pPr>
+        <w:pStyle w:val="Heading3"/>
+        <w:rPr>
+          <w:lang w:val="ru-RU"/>
+        </w:rPr>
+      </w:pPr>
+      <w:r>
+        <w:rPr>
+          <w:lang w:val="ru-RU"/>
+        </w:rPr>
+        <w:t>Второй акт британского эмпиризма. Джордж Беркли</w:t>
+      </w:r>
+    </w:p>
+    <w:p>
+      <w:pPr>
         <w:rPr>
           <w:rFonts w:ascii="Times New Roman" w:hAnsi="Times New Roman" w:cs="Times New Roman"/>
           <w:sz w:val="24"/>
@@ -935,7 +823,17 @@
           <w:szCs w:val="24"/>
           <w:lang w:val="ru-RU"/>
         </w:rPr>
-        <w:t xml:space="preserve">. По Беркли т.н. первичные качества — это абстрактные идеи. А абстракций никогда на самом деле не существовало: мысля абстракцию, мы всегда представляем какое-то конкретное восприятие. Пример: у нас не получится нарисовать на доске линию «вообще» — это всегда будет конкретная линия. По Беркли линия на доске — это </w:t>
+        <w:t xml:space="preserve">. По Беркли т.н. первичные качества — это абстрактные идеи. А абстракций никогда на самом деле не существовало: мысля </w:t>
+      </w:r>
+      <w:r>
+        <w:rPr>
+          <w:rFonts w:ascii="Times New Roman" w:hAnsi="Times New Roman" w:cs="Times New Roman"/>
+          <w:sz w:val="24"/>
+          <w:szCs w:val="24"/>
+          <w:lang w:val="ru-RU"/>
+        </w:rPr>
+        <w:lastRenderedPageBreak/>
+        <w:t xml:space="preserve">абстракцию, мы всегда представляем какое-то конкретное восприятие. Пример: у нас не получится нарисовать на доске линию «вообще» — это всегда будет конкретная линия. По Беркли линия на доске — это </w:t>
       </w:r>
       <w:r>
         <w:rPr>

--- a/lesson-30.docx
+++ b/lesson-30.docx
@@ -4,226 +4,81 @@
   <w:body>
     <w:p>
       <w:pPr>
-        <w:pStyle w:val="Heading2"/>
-        <w:rPr>
-          <w:lang w:val="ru-RU"/>
-        </w:rPr>
-      </w:pPr>
-      <w:r>
-        <w:rPr>
-          <w:lang w:val="ru-RU"/>
-        </w:rPr>
-        <w:t>Теория познания. Новое время. Локк и Беркли</w:t>
+        <w:rPr>
+          <w:lang w:val="ru-RU"/>
+        </w:rPr>
+      </w:pPr>
+      <w:r>
+        <w:rPr>
+          <w:lang w:val="ru-RU"/>
+        </w:rPr>
+        <w:t>#169. В условиях «экстремального режима» мышления, порождённого новоевропейской теорией познания, где критерии достоверности не предзаданы, а возникают внутри самого процесса мышления, оптимальный способ оценить философскую систему состоит в сопоставлении её объяснительной эффективности и «внутренних издержек» – по аналогии с соотношением «цена – качество» при оценке товара: «качество» соответствует объяснительной силе системы, а «цена» – её концептуальным пробелам, избыточной сложности;</w:t>
       </w:r>
     </w:p>
     <w:p>
       <w:pPr>
         <w:rPr>
-          <w:rFonts w:ascii="Times New Roman" w:hAnsi="Times New Roman" w:cs="Times New Roman"/>
-          <w:sz w:val="24"/>
-          <w:szCs w:val="24"/>
-          <w:lang w:val="ru-RU"/>
-        </w:rPr>
-      </w:pPr>
-      <w:r>
-        <w:rPr>
-          <w:rFonts w:ascii="Times New Roman" w:hAnsi="Times New Roman" w:cs="Times New Roman"/>
-          <w:sz w:val="24"/>
-          <w:szCs w:val="24"/>
-          <w:lang w:val="ru-RU"/>
-        </w:rPr>
-        <w:t xml:space="preserve">Дисклеймер: Новоевропейская теория познания — это «экстремальный» режим мышления, потому что он близок к безумию. Типология аргументации и используемые критерии достоверности будут меняться по ходу размышления; в ходе же мышления будут возникать новые. Единственным способом оценки философии с таким мышлением будет оценка соотношения цена-качество: соотношение того, </w:t>
-      </w:r>
-      <w:r>
-        <w:rPr>
-          <w:rFonts w:ascii="Times New Roman" w:hAnsi="Times New Roman" w:cs="Times New Roman"/>
-          <w:i/>
-          <w:sz w:val="24"/>
-          <w:szCs w:val="24"/>
-          <w:lang w:val="ru-RU"/>
-        </w:rPr>
-        <w:t>что система объясняет</w:t>
-      </w:r>
-      <w:r>
-        <w:rPr>
-          <w:rFonts w:ascii="Times New Roman" w:hAnsi="Times New Roman" w:cs="Times New Roman"/>
-          <w:sz w:val="24"/>
-          <w:szCs w:val="24"/>
-          <w:lang w:val="ru-RU"/>
-        </w:rPr>
-        <w:t xml:space="preserve"> к тому, </w:t>
-      </w:r>
-      <w:r>
-        <w:rPr>
-          <w:rFonts w:ascii="Times New Roman" w:hAnsi="Times New Roman" w:cs="Times New Roman"/>
-          <w:i/>
-          <w:sz w:val="24"/>
-          <w:szCs w:val="24"/>
-          <w:lang w:val="ru-RU"/>
-        </w:rPr>
-        <w:t>в чем её уязвимость</w:t>
-      </w:r>
-      <w:r>
-        <w:rPr>
-          <w:rFonts w:ascii="Times New Roman" w:hAnsi="Times New Roman" w:cs="Times New Roman"/>
-          <w:sz w:val="24"/>
-          <w:szCs w:val="24"/>
-          <w:lang w:val="ru-RU"/>
-        </w:rPr>
-        <w:t xml:space="preserve"> (что в ней неубедительно, что она не может объяснить или объясняет плохо). Чем сложнее система, тем менее убедительно она смотрится.</w:t>
+          <w:lang w:val="ru-RU"/>
+        </w:rPr>
+      </w:pPr>
+      <w:r>
+        <w:rPr>
+          <w:lang w:val="ru-RU"/>
+        </w:rPr>
+        <w:t>#170. Джон Локк: причина спора между дуализмом Декарта (мыслящая и протяженная субстанции) и материализмом Гоббса (протяжённая субстанция/ материя) – это методологическая ошибка, связанна с убеждённостью, что «легитимным» предметом философского познания является субстанция / сущность (substantia / усия), скрытая за завесой эмпирического опыта; однако субстанцию следует понимать как чисто функциональное допущение, «служебную» структуру, которая необходима для того, чтобы удерживать вместе чувственно воспринимаемые качества (qualities); «поле познания» – это не сами субстанции, а только идеи (ideas) её качеств, данные в эмпирическом опыте; «субстанция» – это рациональная гипотеза, условие организации эмпирического опыта, без которого познание невозможно, но само по себе оно в поле познания не входит;</w:t>
       </w:r>
     </w:p>
     <w:p>
       <w:pPr>
-        <w:pStyle w:val="Heading2"/>
-        <w:rPr>
-          <w:lang w:val="ru-RU"/>
-        </w:rPr>
-      </w:pPr>
-      <w:r>
-        <w:rPr>
-          <w:lang w:val="ru-RU"/>
-        </w:rPr>
-        <w:t>Основной вопрос спора</w:t>
+        <w:rPr>
+          <w:lang w:val="ru-RU"/>
+        </w:rPr>
+      </w:pPr>
+      <w:r>
+        <w:rPr>
+          <w:lang w:val="ru-RU"/>
+        </w:rPr>
+        <w:t>#171. Локк вводит различие между первичными (primary) и вторичными (secondary) качествами как ключ к методологии научного познания: первичные (форма, число, протяжённость, движение) обладают операциональной устойчивостью и считаются присущими самой вещи / субстанции, тогда как вторичные (цвет, звук, вкус и пр.) зависят от восприятия и исчезают без наблюдателя; тем самым формируется регулятивный принцип научного познания: предметом науки могут быть лишь те качества вещей, которые инвариантны при изменении условий восприятия и производимых с ними манипуляций;</w:t>
       </w:r>
     </w:p>
     <w:p>
       <w:pPr>
         <w:rPr>
-          <w:rFonts w:ascii="Times New Roman" w:hAnsi="Times New Roman" w:cs="Times New Roman"/>
-          <w:sz w:val="24"/>
-          <w:szCs w:val="24"/>
-          <w:lang w:val="ru-RU"/>
-        </w:rPr>
-      </w:pPr>
-      <w:r>
-        <w:rPr>
-          <w:rFonts w:ascii="Times New Roman" w:hAnsi="Times New Roman" w:cs="Times New Roman"/>
-          <w:sz w:val="24"/>
-          <w:szCs w:val="24"/>
-          <w:lang w:val="ru-RU"/>
-        </w:rPr>
-        <w:t xml:space="preserve">Первую дуалистическую модель в теории познания создал Декарт: </w:t>
-      </w:r>
-      <w:r>
-        <w:rPr>
-          <w:rFonts w:ascii="Times New Roman" w:hAnsi="Times New Roman" w:cs="Times New Roman"/>
-          <w:i/>
-          <w:sz w:val="24"/>
-          <w:szCs w:val="24"/>
-          <w:lang w:val="ru-RU"/>
-        </w:rPr>
-        <w:t xml:space="preserve">материализм </w:t>
-      </w:r>
-      <w:r>
-        <w:rPr>
-          <w:rFonts w:ascii="Times New Roman" w:hAnsi="Times New Roman" w:cs="Times New Roman"/>
-          <w:i/>
-          <w:sz w:val="24"/>
-          <w:szCs w:val="24"/>
-        </w:rPr>
-        <w:t>vs</w:t>
-      </w:r>
-      <w:r>
-        <w:rPr>
-          <w:rFonts w:ascii="Times New Roman" w:hAnsi="Times New Roman" w:cs="Times New Roman"/>
-          <w:i/>
-          <w:sz w:val="24"/>
-          <w:szCs w:val="24"/>
-          <w:lang w:val="ru-RU"/>
-        </w:rPr>
-        <w:t xml:space="preserve"> дуализм</w:t>
-      </w:r>
-      <w:r>
-        <w:rPr>
-          <w:rFonts w:ascii="Times New Roman" w:hAnsi="Times New Roman" w:cs="Times New Roman"/>
-          <w:i/>
-          <w:sz w:val="24"/>
-          <w:szCs w:val="24"/>
-          <w:lang w:val="ru-RU"/>
-        </w:rPr>
-        <w:t>.</w:t>
-      </w:r>
-      <w:r>
-        <w:rPr>
-          <w:rFonts w:ascii="Times New Roman" w:hAnsi="Times New Roman" w:cs="Times New Roman"/>
-          <w:sz w:val="24"/>
-          <w:szCs w:val="24"/>
-          <w:lang w:val="ru-RU"/>
-        </w:rPr>
-        <w:t xml:space="preserve"> Основной вопрос: сколько субстанций? В материалистической системе </w:t>
-      </w:r>
-      <w:proofErr w:type="spellStart"/>
-      <w:r>
-        <w:rPr>
-          <w:rFonts w:ascii="Times New Roman" w:hAnsi="Times New Roman" w:cs="Times New Roman"/>
-          <w:sz w:val="24"/>
-          <w:szCs w:val="24"/>
-          <w:lang w:val="ru-RU"/>
-        </w:rPr>
-        <w:t>гоббса</w:t>
-      </w:r>
-      <w:proofErr w:type="spellEnd"/>
-      <w:r>
-        <w:rPr>
-          <w:rFonts w:ascii="Times New Roman" w:hAnsi="Times New Roman" w:cs="Times New Roman"/>
-          <w:sz w:val="24"/>
-          <w:szCs w:val="24"/>
-          <w:lang w:val="ru-RU"/>
-        </w:rPr>
-        <w:t xml:space="preserve"> возникала проблема замкнутой системы, в дуалистической системе Декарта — проблема непознаваемой мыслящей субстанции. Последующие мыслители, нашедшие ошибку в этом споре, предложили свои решения, и среди них выделяется 4 основных концепции: первая из них — британский эмпиризм.</w:t>
+          <w:lang w:val="ru-RU"/>
+        </w:rPr>
+      </w:pPr>
+      <w:r>
+        <w:rPr>
+          <w:lang w:val="ru-RU"/>
+        </w:rPr>
+        <w:t>#172. Епископ Джордж Беркли: между первичными вторичными качествами нет принципиального различия, потому что мы никогда не сталкиваемся в эмпирическом опыте с чистой формой, числом или протяжённостью, которые не сопровождались бы вторичными качествами (цвет, вкус, запах и т.д.); формируемые нами абстрактные идеи (например, «форма вообще», «материя вообще» и т.д.) не выводят нас за пределы восприятия, а являются просто языковыми или интеллектуальными фикциями, которым ничего не оответствует в опыте; подлинными элементами теоретического мышления являются не абстрактные идеи (abstract ideas), а частные идеи (particular ideas) восприятия, конкретные представления, служащие знаками (signs) для любой другой частной идеи того же рода;</w:t>
       </w:r>
     </w:p>
     <w:p>
       <w:pPr>
-        <w:pStyle w:val="Heading3"/>
-        <w:rPr>
-          <w:lang w:val="ru-RU"/>
-        </w:rPr>
-      </w:pPr>
-      <w:r>
-        <w:rPr>
-          <w:lang w:val="ru-RU"/>
-        </w:rPr>
-        <w:t>Первый акт эмпиризма. Джон Локк</w:t>
+        <w:rPr>
+          <w:lang w:val="ru-RU"/>
+        </w:rPr>
+      </w:pPr>
+      <w:r>
+        <w:rPr>
+          <w:lang w:val="ru-RU"/>
+        </w:rPr>
+        <w:t>#173. Беркли пересматривает двухтысячелетний онтологический стандарт «независимого от мышления мира», «реальности без наблюдателя» (Бытие / Истина) – со времён Парменида: поскольку в теоретическом мышлении не происходит действительного выхода за пределы восприятия, то единственным критерием существования для воспринимаемых объектов («идей») может выступать только сама характеристика их «воспринимаемости» – “esse est percipi” («быть – значит быть воспринимаемым»); при такой установке факт восприятия какой либо «идеи» – это абсолютно надёжный критерий достоверности, не требующий верификации извне.</w:t>
       </w:r>
     </w:p>
     <w:p>
       <w:pPr>
-        <w:rPr>
-          <w:rFonts w:ascii="Times New Roman" w:hAnsi="Times New Roman" w:cs="Times New Roman"/>
-          <w:sz w:val="24"/>
-          <w:szCs w:val="24"/>
-          <w:lang w:val="ru-RU"/>
-        </w:rPr>
-      </w:pPr>
-      <w:r>
-        <w:rPr>
-          <w:rFonts w:ascii="Times New Roman" w:hAnsi="Times New Roman" w:cs="Times New Roman"/>
-          <w:sz w:val="24"/>
-          <w:szCs w:val="24"/>
-          <w:lang w:val="ru-RU"/>
-        </w:rPr>
-        <w:t xml:space="preserve">По профессии медик. Джон Локк нашел ошибку в споре Декарта с Гоббсом в том, что субстанция не может выступать как предмет познания. Основной его идеей являлось, что перед самим познанием нужно определить </w:t>
-      </w:r>
-      <w:r>
-        <w:rPr>
-          <w:rFonts w:ascii="Times New Roman" w:hAnsi="Times New Roman" w:cs="Times New Roman"/>
-          <w:b/>
-          <w:sz w:val="24"/>
-          <w:szCs w:val="24"/>
-          <w:lang w:val="ru-RU"/>
-        </w:rPr>
-        <w:t>поле познания</w:t>
-      </w:r>
-      <w:r>
-        <w:rPr>
-          <w:rFonts w:ascii="Times New Roman" w:hAnsi="Times New Roman" w:cs="Times New Roman"/>
-          <w:sz w:val="24"/>
-          <w:szCs w:val="24"/>
-          <w:lang w:val="ru-RU"/>
-        </w:rPr>
-        <w:t xml:space="preserve"> — то есть то, где происходит сам процесс познания. Таким образом, нужна предварительная операция [разделения на качества и субстанцию].</w:t>
+        <w:pStyle w:val="Heading2"/>
+        <w:rPr>
+          <w:lang w:val="ru-RU"/>
+        </w:rPr>
+      </w:pPr>
+      <w:r>
+        <w:rPr>
+          <w:lang w:val="ru-RU"/>
+        </w:rPr>
+        <w:t>Теория познания. Новое время. Локк и Беркли</w:t>
       </w:r>
     </w:p>
     <w:p>
@@ -242,27 +97,207 @@
           <w:szCs w:val="24"/>
           <w:lang w:val="ru-RU"/>
         </w:rPr>
-        <w:t xml:space="preserve">Для примера возьмем стол и попробуем его описать. Он деревянный, прямоугольный, коричневый, с ножками и </w:t>
-      </w:r>
-      <w:proofErr w:type="spellStart"/>
-      <w:r>
-        <w:rPr>
-          <w:rFonts w:ascii="Times New Roman" w:hAnsi="Times New Roman" w:cs="Times New Roman"/>
-          <w:sz w:val="24"/>
-          <w:szCs w:val="24"/>
-          <w:lang w:val="ru-RU"/>
-        </w:rPr>
-        <w:t>тп</w:t>
-      </w:r>
-      <w:proofErr w:type="spellEnd"/>
-      <w:r>
-        <w:rPr>
-          <w:rFonts w:ascii="Times New Roman" w:hAnsi="Times New Roman" w:cs="Times New Roman"/>
-          <w:sz w:val="24"/>
-          <w:szCs w:val="24"/>
-          <w:lang w:val="ru-RU"/>
-        </w:rPr>
-        <w:t xml:space="preserve">. Все это является </w:t>
+        <w:t xml:space="preserve">Дисклеймер: Новоевропейская теория познания — это «экстремальный» режим мышления, потому что он близок к безумию. Типология аргументации и используемые критерии достоверности будут меняться по ходу размышления; в ходе же мышления будут возникать новые. Единственным способом оценки философии с таким мышлением </w:t>
+      </w:r>
+      <w:r>
+        <w:rPr>
+          <w:rFonts w:ascii="Times New Roman" w:hAnsi="Times New Roman" w:cs="Times New Roman"/>
+          <w:sz w:val="24"/>
+          <w:szCs w:val="24"/>
+          <w:lang w:val="ru-RU"/>
+        </w:rPr>
+        <w:lastRenderedPageBreak/>
+        <w:t xml:space="preserve">будет оценка соотношения цена-качество: соотношение того, </w:t>
+      </w:r>
+      <w:r>
+        <w:rPr>
+          <w:rFonts w:ascii="Times New Roman" w:hAnsi="Times New Roman" w:cs="Times New Roman"/>
+          <w:i/>
+          <w:sz w:val="24"/>
+          <w:szCs w:val="24"/>
+          <w:lang w:val="ru-RU"/>
+        </w:rPr>
+        <w:t>что система объясняет</w:t>
+      </w:r>
+      <w:r>
+        <w:rPr>
+          <w:rFonts w:ascii="Times New Roman" w:hAnsi="Times New Roman" w:cs="Times New Roman"/>
+          <w:sz w:val="24"/>
+          <w:szCs w:val="24"/>
+          <w:lang w:val="ru-RU"/>
+        </w:rPr>
+        <w:t xml:space="preserve"> к тому, </w:t>
+      </w:r>
+      <w:r>
+        <w:rPr>
+          <w:rFonts w:ascii="Times New Roman" w:hAnsi="Times New Roman" w:cs="Times New Roman"/>
+          <w:i/>
+          <w:sz w:val="24"/>
+          <w:szCs w:val="24"/>
+          <w:lang w:val="ru-RU"/>
+        </w:rPr>
+        <w:t>в чем её уязвимость</w:t>
+      </w:r>
+      <w:r>
+        <w:rPr>
+          <w:rFonts w:ascii="Times New Roman" w:hAnsi="Times New Roman" w:cs="Times New Roman"/>
+          <w:sz w:val="24"/>
+          <w:szCs w:val="24"/>
+          <w:lang w:val="ru-RU"/>
+        </w:rPr>
+        <w:t xml:space="preserve"> (что в ней неубедительно, что она не может объяснить или объясняет плохо). Чем сложнее система, тем менее убедительно она смотрится.</w:t>
+      </w:r>
+    </w:p>
+    <w:p>
+      <w:pPr>
+        <w:pStyle w:val="Heading2"/>
+        <w:rPr>
+          <w:lang w:val="ru-RU"/>
+        </w:rPr>
+      </w:pPr>
+      <w:r>
+        <w:rPr>
+          <w:lang w:val="ru-RU"/>
+        </w:rPr>
+        <w:t>Основной вопрос спора</w:t>
+      </w:r>
+    </w:p>
+    <w:p>
+      <w:pPr>
+        <w:rPr>
+          <w:rFonts w:ascii="Times New Roman" w:hAnsi="Times New Roman" w:cs="Times New Roman"/>
+          <w:sz w:val="24"/>
+          <w:szCs w:val="24"/>
+          <w:lang w:val="ru-RU"/>
+        </w:rPr>
+      </w:pPr>
+      <w:r>
+        <w:rPr>
+          <w:rFonts w:ascii="Times New Roman" w:hAnsi="Times New Roman" w:cs="Times New Roman"/>
+          <w:sz w:val="24"/>
+          <w:szCs w:val="24"/>
+          <w:lang w:val="ru-RU"/>
+        </w:rPr>
+        <w:t xml:space="preserve">Первую дуалистическую модель в теории познания создал Декарт: </w:t>
+      </w:r>
+      <w:r>
+        <w:rPr>
+          <w:rFonts w:ascii="Times New Roman" w:hAnsi="Times New Roman" w:cs="Times New Roman"/>
+          <w:i/>
+          <w:sz w:val="24"/>
+          <w:szCs w:val="24"/>
+          <w:lang w:val="ru-RU"/>
+        </w:rPr>
+        <w:t xml:space="preserve">материализм </w:t>
+      </w:r>
+      <w:r>
+        <w:rPr>
+          <w:rFonts w:ascii="Times New Roman" w:hAnsi="Times New Roman" w:cs="Times New Roman"/>
+          <w:i/>
+          <w:sz w:val="24"/>
+          <w:szCs w:val="24"/>
+        </w:rPr>
+        <w:t>vs</w:t>
+      </w:r>
+      <w:r>
+        <w:rPr>
+          <w:rFonts w:ascii="Times New Roman" w:hAnsi="Times New Roman" w:cs="Times New Roman"/>
+          <w:i/>
+          <w:sz w:val="24"/>
+          <w:szCs w:val="24"/>
+          <w:lang w:val="ru-RU"/>
+        </w:rPr>
+        <w:t xml:space="preserve"> дуализм</w:t>
+      </w:r>
+      <w:r>
+        <w:rPr>
+          <w:rFonts w:ascii="Times New Roman" w:hAnsi="Times New Roman" w:cs="Times New Roman"/>
+          <w:i/>
+          <w:sz w:val="24"/>
+          <w:szCs w:val="24"/>
+          <w:lang w:val="ru-RU"/>
+        </w:rPr>
+        <w:t>.</w:t>
+      </w:r>
+      <w:r>
+        <w:rPr>
+          <w:rFonts w:ascii="Times New Roman" w:hAnsi="Times New Roman" w:cs="Times New Roman"/>
+          <w:sz w:val="24"/>
+          <w:szCs w:val="24"/>
+          <w:lang w:val="ru-RU"/>
+        </w:rPr>
+        <w:t xml:space="preserve"> Основной вопрос: сколько субстанций? В материалистической системе гоббса возникала проблема замкнутой системы, в дуалистической системе Декарта — проблема непознаваемой мыслящей субстанции. Последующие мыслители, нашедшие ошибку в этом споре, предложили свои решения, и среди них выделяется 4 основных концепции: первая из них — британский эмпиризм.</w:t>
+      </w:r>
+    </w:p>
+    <w:p>
+      <w:pPr>
+        <w:pStyle w:val="Heading3"/>
+        <w:rPr>
+          <w:lang w:val="ru-RU"/>
+        </w:rPr>
+      </w:pPr>
+      <w:r>
+        <w:rPr>
+          <w:lang w:val="ru-RU"/>
+        </w:rPr>
+        <w:t>Первый акт эмпиризма. Джон Локк</w:t>
+      </w:r>
+    </w:p>
+    <w:p>
+      <w:pPr>
+        <w:rPr>
+          <w:rFonts w:ascii="Times New Roman" w:hAnsi="Times New Roman" w:cs="Times New Roman"/>
+          <w:sz w:val="24"/>
+          <w:szCs w:val="24"/>
+          <w:lang w:val="ru-RU"/>
+        </w:rPr>
+      </w:pPr>
+      <w:r>
+        <w:rPr>
+          <w:rFonts w:ascii="Times New Roman" w:hAnsi="Times New Roman" w:cs="Times New Roman"/>
+          <w:sz w:val="24"/>
+          <w:szCs w:val="24"/>
+          <w:lang w:val="ru-RU"/>
+        </w:rPr>
+        <w:t xml:space="preserve">По профессии медик. Джон Локк нашел ошибку в споре Декарта с Гоббсом в том, что субстанция не может выступать как предмет познания. Основной его идеей являлось, что перед самим познанием нужно определить </w:t>
+      </w:r>
+      <w:r>
+        <w:rPr>
+          <w:rFonts w:ascii="Times New Roman" w:hAnsi="Times New Roman" w:cs="Times New Roman"/>
+          <w:b/>
+          <w:sz w:val="24"/>
+          <w:szCs w:val="24"/>
+          <w:lang w:val="ru-RU"/>
+        </w:rPr>
+        <w:t>поле познания</w:t>
+      </w:r>
+      <w:r>
+        <w:rPr>
+          <w:rFonts w:ascii="Times New Roman" w:hAnsi="Times New Roman" w:cs="Times New Roman"/>
+          <w:sz w:val="24"/>
+          <w:szCs w:val="24"/>
+          <w:lang w:val="ru-RU"/>
+        </w:rPr>
+        <w:t xml:space="preserve"> — то есть то, где происходит сам процесс познания. Таким образом, нужна предварительная операция [разделения на качества и субстанцию].</w:t>
+      </w:r>
+    </w:p>
+    <w:p>
+      <w:pPr>
+        <w:rPr>
+          <w:rFonts w:ascii="Times New Roman" w:hAnsi="Times New Roman" w:cs="Times New Roman"/>
+          <w:sz w:val="24"/>
+          <w:szCs w:val="24"/>
+          <w:lang w:val="ru-RU"/>
+        </w:rPr>
+      </w:pPr>
+      <w:r>
+        <w:rPr>
+          <w:rFonts w:ascii="Times New Roman" w:hAnsi="Times New Roman" w:cs="Times New Roman"/>
+          <w:sz w:val="24"/>
+          <w:szCs w:val="24"/>
+          <w:lang w:val="ru-RU"/>
+        </w:rPr>
+        <w:t xml:space="preserve">Для примера возьмем стол и попробуем его описать. Он деревянный, прямоугольный, коричневый, с ножками и тп. Все это является </w:t>
       </w:r>
       <w:r>
         <w:rPr>
@@ -382,7 +417,7 @@
             <v:path o:extrusionok="f" gradientshapeok="t" o:connecttype="rect"/>
             <o:lock v:ext="edit" aspectratio="t"/>
           </v:shapetype>
-          <v:shape id="_x0000_i1025" type="#_x0000_t75" alt="" style="width:468.75pt;height:212.15pt;mso-width-percent:0;mso-height-percent:0;mso-width-percent:0;mso-height-percent:0">
+          <v:shape id="_x0000_i1025" type="#_x0000_t75" alt="" style="width:469.05pt;height:211.8pt;mso-width-percent:0;mso-height-percent:0;mso-width-percent:0;mso-height-percent:0">
             <v:imagedata r:id="rId5" o:title=""/>
           </v:shape>
         </w:pict>
@@ -732,27 +767,7 @@
           <w:szCs w:val="24"/>
           <w:lang w:val="ru-RU"/>
         </w:rPr>
-        <w:t>). Они отличаются от вторичных качеств тем, что они при любых манипуляциях будут сохраняться. Вообще Локк этим пытался обосновать экспериментальное научное познание: даже его первичные качества физико-</w:t>
-      </w:r>
-      <w:proofErr w:type="spellStart"/>
-      <w:r>
-        <w:rPr>
-          <w:rFonts w:ascii="Times New Roman" w:hAnsi="Times New Roman" w:cs="Times New Roman"/>
-          <w:sz w:val="24"/>
-          <w:szCs w:val="24"/>
-          <w:lang w:val="ru-RU"/>
-        </w:rPr>
-        <w:t>математичны</w:t>
-      </w:r>
-      <w:proofErr w:type="spellEnd"/>
-      <w:r>
-        <w:rPr>
-          <w:rFonts w:ascii="Times New Roman" w:hAnsi="Times New Roman" w:cs="Times New Roman"/>
-          <w:sz w:val="24"/>
-          <w:szCs w:val="24"/>
-          <w:lang w:val="ru-RU"/>
-        </w:rPr>
-        <w:t>. Итого, вещь-в-себе познать невозможно, но зато можно познать качества вещи. Основное различие первичных от вторичных качеств в том, что вторичные качества неустойчивы: при изменении условий они изменяются или исчезают; на их основании не получится выстроить предсказательную модель; они не существуют без восприятия. Первичные качества существуют помимо восприятия. Важно, что критерий определения того, какое качество является первичным, а какое вторичным, является регулятивным (гибким) — если откажется, что какое-то первичное качество неустойчиво, то его можно отнести ко вторичным; также не исключается, что можно найти новое первичное качество.</w:t>
+        <w:t>). Они отличаются от вторичных качеств тем, что они при любых манипуляциях будут сохраняться. Вообще Локк этим пытался обосновать экспериментальное научное познание: даже его первичные качества физико-математичны. Итого, вещь-в-себе познать невозможно, но зато можно познать качества вещи. Основное различие первичных от вторичных качеств в том, что вторичные качества неустойчивы: при изменении условий они изменяются или исчезают; на их основании не получится выстроить предсказательную модель; они не существуют без восприятия. Первичные качества существуют помимо восприятия. Важно, что критерий определения того, какое качество является первичным, а какое вторичным, является регулятивным (гибким) — если откажется, что какое-то первичное качество неустойчиво, то его можно отнести ко вторичным; также не исключается, что можно найти новое первичное качество.</w:t>
       </w:r>
     </w:p>
     <w:p>
@@ -871,47 +886,7 @@
           <w:szCs w:val="24"/>
           <w:lang w:val="ru-RU"/>
         </w:rPr>
-        <w:t xml:space="preserve">Если Локк полагает, что первичные качества являются каналом, проводящим нас по ту сторону восприятия, </w:t>
-      </w:r>
-      <w:proofErr w:type="spellStart"/>
-      <w:r>
-        <w:rPr>
-          <w:rFonts w:ascii="Times New Roman" w:hAnsi="Times New Roman" w:cs="Times New Roman"/>
-          <w:sz w:val="24"/>
-          <w:szCs w:val="24"/>
-          <w:lang w:val="ru-RU"/>
-        </w:rPr>
-        <w:t>тк</w:t>
-      </w:r>
-      <w:proofErr w:type="spellEnd"/>
-      <w:r>
-        <w:rPr>
-          <w:rFonts w:ascii="Times New Roman" w:hAnsi="Times New Roman" w:cs="Times New Roman"/>
-          <w:sz w:val="24"/>
-          <w:szCs w:val="24"/>
-          <w:lang w:val="ru-RU"/>
-        </w:rPr>
-        <w:t xml:space="preserve"> первичные качества существуют вне восприятия, то Беркли полагает, что человек всегда находится в пределах восприятия и нет такой абстрактной идеи, которая бы его вывела из этих пределов. Такая картина мира меняет критерий того, что теперь можно относить к бытию: если раньше бытием было то, что находится по ту сторону восприятия, </w:t>
-      </w:r>
-      <w:proofErr w:type="spellStart"/>
-      <w:r>
-        <w:rPr>
-          <w:rFonts w:ascii="Times New Roman" w:hAnsi="Times New Roman" w:cs="Times New Roman"/>
-          <w:sz w:val="24"/>
-          <w:szCs w:val="24"/>
-          <w:lang w:val="ru-RU"/>
-        </w:rPr>
-        <w:t>парменидовской</w:t>
-      </w:r>
-      <w:proofErr w:type="spellEnd"/>
-      <w:r>
-        <w:rPr>
-          <w:rFonts w:ascii="Times New Roman" w:hAnsi="Times New Roman" w:cs="Times New Roman"/>
-          <w:sz w:val="24"/>
-          <w:szCs w:val="24"/>
-          <w:lang w:val="ru-RU"/>
-        </w:rPr>
-        <w:t xml:space="preserve"> реальностью без наблюдателя, того, что может существовать без меня, то теперь он выражается фразой </w:t>
+        <w:t xml:space="preserve">Если Локк полагает, что первичные качества являются каналом, проводящим нас по ту сторону восприятия, тк первичные качества существуют вне восприятия, то Беркли полагает, что человек всегда находится в пределах восприятия и нет такой абстрактной идеи, которая бы его вывела из этих пределов. Такая картина мира меняет критерий того, что теперь можно относить к бытию: если раньше бытием было то, что находится по ту сторону восприятия, парменидовской реальностью без наблюдателя, того, что может существовать без меня, то теперь он выражается фразой </w:t>
       </w:r>
       <w:r>
         <w:rPr>
@@ -932,7 +907,6 @@
         </w:rPr>
         <w:t xml:space="preserve"> (</w:t>
       </w:r>
-      <w:proofErr w:type="spellStart"/>
       <w:r>
         <w:rPr>
           <w:rFonts w:ascii="Times New Roman" w:hAnsi="Times New Roman" w:cs="Times New Roman"/>
@@ -942,7 +916,6 @@
         </w:rPr>
         <w:t>esse</w:t>
       </w:r>
-      <w:proofErr w:type="spellEnd"/>
       <w:r>
         <w:rPr>
           <w:rFonts w:ascii="Times New Roman" w:hAnsi="Times New Roman" w:cs="Times New Roman"/>
@@ -953,7 +926,6 @@
         </w:rPr>
         <w:t xml:space="preserve"> </w:t>
       </w:r>
-      <w:proofErr w:type="spellStart"/>
       <w:r>
         <w:rPr>
           <w:rFonts w:ascii="Times New Roman" w:hAnsi="Times New Roman" w:cs="Times New Roman"/>
@@ -963,7 +935,6 @@
         </w:rPr>
         <w:t>est</w:t>
       </w:r>
-      <w:proofErr w:type="spellEnd"/>
       <w:r>
         <w:rPr>
           <w:rFonts w:ascii="Times New Roman" w:hAnsi="Times New Roman" w:cs="Times New Roman"/>
@@ -974,7 +945,6 @@
         </w:rPr>
         <w:t xml:space="preserve"> </w:t>
       </w:r>
-      <w:proofErr w:type="spellStart"/>
       <w:r>
         <w:rPr>
           <w:rFonts w:ascii="Times New Roman" w:hAnsi="Times New Roman" w:cs="Times New Roman"/>
@@ -984,7 +954,6 @@
         </w:rPr>
         <w:t>percepi</w:t>
       </w:r>
-      <w:proofErr w:type="spellEnd"/>
       <w:r>
         <w:rPr>
           <w:rFonts w:ascii="Times New Roman" w:hAnsi="Times New Roman" w:cs="Times New Roman"/>
